--- a/MWS_Tax_Invoice_Generator_SOP.docx
+++ b/MWS_Tax_Invoice_Generator_SOP.docx
@@ -472,7 +472,7 @@
           <w:szCs w:val="21"/>
           <w:rFonts w:ascii="Nunito Sans" w:cs="Nunito Sans" w:eastAsia="Nunito Sans" w:hAnsi="Nunito Sans"/>
         </w:rPr>
-        <w:t xml:space="preserve">— from Salesforce (the All Transactions report can be imported directly, see Step 1).</w:t>
+        <w:t xml:space="preserve">— the All Transactions fee report can be imported directly, see Step 1.</w:t>
       </w:r>
     </w:p>
     <w:p>
@@ -559,7 +559,7 @@
           <w:szCs w:val="21"/>
           <w:rFonts w:ascii="Nunito Sans" w:cs="Nunito Sans" w:eastAsia="Nunito Sans" w:hAnsi="Nunito Sans"/>
         </w:rPr>
-        <w:t xml:space="preserve">Open the Import tab and drop in the Salesforce "All Transactions" Excel export.</w:t>
+        <w:t xml:space="preserve">Open the Import tab and drop in the "All Transactions" fee report (Excel/CSV export).</w:t>
       </w:r>
     </w:p>
     <w:p>

--- a/MWS_Tax_Invoice_Generator_SOP.docx
+++ b/MWS_Tax_Invoice_Generator_SOP.docx
@@ -963,7 +963,7 @@
                 <w:szCs w:val="20"/>
                 <w:rFonts w:ascii="Nunito Sans" w:cs="Nunito Sans" w:eastAsia="Nunito Sans" w:hAnsi="Nunito Sans"/>
               </w:rPr>
-              <w:t xml:space="preserve">s25-5 warning  </w:t>
+              <w:t xml:space="preserve">s25-5 note  </w:t>
             </w:r>
             <w:r>
               <w:rPr>
@@ -972,7 +972,7 @@
                 <w:szCs w:val="20"/>
                 <w:rFonts w:ascii="Nunito Sans" w:cs="Nunito Sans" w:eastAsia="Nunito Sans" w:hAnsi="Nunito Sans"/>
               </w:rPr>
-              <w:t xml:space="preserve">If any strategy is claimed under s25-5 (tax affairs), that advice must come from a registered tax agent or a Qualified Tax Relevant Provider (QTRP). The tool shows a warning when this applies — check the adviser's registration before issuing.</w:t>
+              <w:t xml:space="preserve">A s25-5 (tax affairs) deduction is only available where the advice is provided by a registered tax agent or a Qualified Tax Relevant Provider (QTRP) — confirm the adviser's registration as part of normal practice. The apportioning percentages are aligned to the licensee exemplars (examples 5.3.4 / 5.3.5 and the strategy-basis exemplar invoices).</w:t>
             </w:r>
           </w:p>
         </w:tc>
